--- a/Module-11/Wedergren_Module_11.2_Assignment.docx
+++ b/Module-11/Wedergren_Module_11.2_Assignment.docx
@@ -15,10 +15,10 @@
         <w:jc w:val="right"/>
       </w:pPr>
       <w:r>
-        <w:t xml:space="preserve">December </w:t>
-      </w:r>
-      <w:r>
-        <w:t>15</w:t>
+        <w:t>December 1</w:t>
+      </w:r>
+      <w:r>
+        <w:t>3</w:t>
       </w:r>
       <w:r>
         <w:t>, 2025</w:t>
@@ -29,13 +29,7 @@
         <w:jc w:val="right"/>
       </w:pPr>
       <w:r>
-        <w:t>Module 1</w:t>
-      </w:r>
-      <w:r>
-        <w:t>1</w:t>
-      </w:r>
-      <w:r>
-        <w:t>.2 Assignment</w:t>
+        <w:t>Module 11.2 Assignment</w:t>
       </w:r>
     </w:p>
     <w:p/>
@@ -91,7 +85,24 @@
       </w:r>
       <w:proofErr w:type="spellEnd"/>
       <w:r>
-        <w:t>, poor software quality cost the U.S. economy at least $2.41 trillion in 2022, much of which was due to inconsistent or poorly maintained code. Standards help mitigate this by ensuring that every developer’s work aligns with the team’s expectations.</w:t>
+        <w:t>, poor software quality cost the U.S. economy at least $2.41 trillion in 2022, much of which was due to inconsistent or poorly maintained code</w:t>
+      </w:r>
+      <w:r>
+        <w:t xml:space="preserve"> </w:t>
+      </w:r>
+      <w:r>
+        <w:t>(</w:t>
+      </w:r>
+      <w:proofErr w:type="spellStart"/>
+      <w:r>
+        <w:t>Codacy</w:t>
+      </w:r>
+      <w:proofErr w:type="spellEnd"/>
+      <w:r>
+        <w:t>, 2025)</w:t>
+      </w:r>
+      <w:r>
+        <w:t>. Standards help mitigate this by ensuring that every developer’s work aligns with the team’s expectations.</w:t>
       </w:r>
     </w:p>
     <w:p>
@@ -133,7 +144,24 @@
       </w:r>
       <w:proofErr w:type="gramEnd"/>
       <w:r>
-        <w:t xml:space="preserve"> flag violations such as unused variables or inconsistent spacing. This reduces the burden on developers and ensures that standards are applied consistently across the board.</w:t>
+        <w:t xml:space="preserve"> flag violations such as unused variables or inconsistent spacing. This reduces the burden on developers and ensures that standards are applied consistently across the board</w:t>
+      </w:r>
+      <w:r>
+        <w:t xml:space="preserve"> </w:t>
+      </w:r>
+      <w:r>
+        <w:t>(</w:t>
+      </w:r>
+      <w:proofErr w:type="spellStart"/>
+      <w:r>
+        <w:t>Dovgal</w:t>
+      </w:r>
+      <w:proofErr w:type="spellEnd"/>
+      <w:r>
+        <w:t>, 2025)</w:t>
+      </w:r>
+      <w:r>
+        <w:t>.</w:t>
       </w:r>
     </w:p>
     <w:p>
@@ -172,12 +200,15 @@
     <w:p/>
     <w:p>
       <w:r>
+        <w:lastRenderedPageBreak/>
         <w:t># Code following standards</w:t>
       </w:r>
     </w:p>
     <w:p>
-      <w:r>
-        <w:lastRenderedPageBreak/>
+      <w:pPr>
+        <w:spacing w:after="0"/>
+      </w:pPr>
+      <w:r>
         <w:t xml:space="preserve">def </w:t>
       </w:r>
       <w:proofErr w:type="spellStart"/>
@@ -211,11 +242,17 @@
       </w:r>
     </w:p>
     <w:p>
+      <w:pPr>
+        <w:spacing w:after="0"/>
+      </w:pPr>
       <w:r>
         <w:t xml:space="preserve">    """Return the sum of two integers."""</w:t>
       </w:r>
     </w:p>
     <w:p>
+      <w:pPr>
+        <w:spacing w:after="0"/>
+      </w:pPr>
       <w:r>
         <w:t xml:space="preserve">    return </w:t>
       </w:r>
@@ -232,6 +269,11 @@
         <w:t>second_number</w:t>
       </w:r>
       <w:proofErr w:type="spellEnd"/>
+    </w:p>
+    <w:p>
+      <w:pPr>
+        <w:spacing w:after="0"/>
+      </w:pPr>
     </w:p>
     <w:p>
       <w:r>
@@ -251,7 +293,24 @@
         </w:numPr>
       </w:pPr>
       <w:r>
-        <w:t>Collaboration: When multiple developers contribute to the same codebase, standards ensure that everyone’s code looks and behaves consistently. This reduces the time wasted deciphering each other’s logic.</w:t>
+        <w:t>Collaboration: When multiple developers contribute to the same codebase, standards ensure that everyone’s code looks and behaves consistently. This reduces the time wasted deciphering each other’s logic</w:t>
+      </w:r>
+      <w:r>
+        <w:t xml:space="preserve"> </w:t>
+      </w:r>
+      <w:r>
+        <w:t>(</w:t>
+      </w:r>
+      <w:proofErr w:type="spellStart"/>
+      <w:r>
+        <w:t>GeeksforGeeks</w:t>
+      </w:r>
+      <w:proofErr w:type="spellEnd"/>
+      <w:r>
+        <w:t>, 2024)</w:t>
+      </w:r>
+      <w:r>
+        <w:t>.</w:t>
       </w:r>
     </w:p>
     <w:p>
@@ -270,7 +329,24 @@
       </w:r>
       <w:proofErr w:type="gramEnd"/>
       <w:r>
-        <w:t>. Standards make it easier for newcomers to understand and extend existing code without introducing errors.</w:t>
+        <w:t>. Standards make it easier for newcomers to understand and extend existing code without introducing errors</w:t>
+      </w:r>
+      <w:r>
+        <w:t xml:space="preserve"> </w:t>
+      </w:r>
+      <w:r>
+        <w:t>(</w:t>
+      </w:r>
+      <w:proofErr w:type="spellStart"/>
+      <w:r>
+        <w:t>LambdaTest</w:t>
+      </w:r>
+      <w:proofErr w:type="spellEnd"/>
+      <w:r>
+        <w:t>, 2025)</w:t>
+      </w:r>
+      <w:r>
+        <w:t>.</w:t>
       </w:r>
     </w:p>
     <w:p>
@@ -281,7 +357,16 @@
         </w:numPr>
       </w:pPr>
       <w:r>
-        <w:t>Quality Assurance: Standards reduce bugs by encouraging practices like proper error handling and thorough documentation. This leads to more reliable software.</w:t>
+        <w:t>Quality Assurance: Standards reduce bugs by encouraging practices like proper error handling and thorough documentation. This leads to more reliable software</w:t>
+      </w:r>
+      <w:r>
+        <w:t xml:space="preserve"> </w:t>
+      </w:r>
+      <w:r>
+        <w:t>(Meloche, 2024)</w:t>
+      </w:r>
+      <w:r>
+        <w:t>.</w:t>
       </w:r>
     </w:p>
     <w:p>
@@ -345,17 +430,14 @@
     </w:p>
     <w:p>
       <w:r>
+        <w:lastRenderedPageBreak/>
         <w:t>From my own experience working on group projects in college, I’ve seen firsthand how coding standards make life easier. In one project, we didn’t establish any rules at the start, and by the end, our codebase looked like a patchwork quilt</w:t>
       </w:r>
       <w:r>
         <w:t xml:space="preserve">, </w:t>
       </w:r>
       <w:r>
-        <w:t xml:space="preserve">different naming conventions, </w:t>
-      </w:r>
-      <w:r>
-        <w:lastRenderedPageBreak/>
-        <w:t>inconsistent spacing, and no documentation. Debugging was a nightmare. In contrast, another project where we followed PEP 8 guidelines ran much smoother. Everyone’s code looked the same, and we spent less time fixing formatting issues and more time building features.</w:t>
+        <w:t>different naming conventions, inconsistent spacing, and no documentation. Debugging was a nightmare. In contrast, another project where we followed PEP 8 guidelines ran much smoother. Everyone’s code looked the same, and we spent less time fixing formatting issues and more time building features.</w:t>
       </w:r>
     </w:p>
     <w:p>
@@ -380,6 +462,9 @@
       </w:r>
     </w:p>
     <w:p>
+      <w:pPr>
+        <w:ind w:left="720" w:hanging="720"/>
+      </w:pPr>
       <w:proofErr w:type="spellStart"/>
       <w:r>
         <w:t>Codacy</w:t>
@@ -396,39 +481,34 @@
         <w:t>Coding standards: What are they and why are they important?</w:t>
       </w:r>
       <w:r>
-        <w:t xml:space="preserve"> </w:t>
-      </w:r>
+        <w:t xml:space="preserve"> https://blog.codacy.com/coding-standards </w:t>
+      </w:r>
+    </w:p>
+    <w:p>
+      <w:pPr>
+        <w:ind w:left="720" w:hanging="720"/>
+      </w:pPr>
       <w:proofErr w:type="spellStart"/>
       <w:r>
-        <w:t>Codacy</w:t>
+        <w:t>Dovgal</w:t>
       </w:r>
       <w:proofErr w:type="spellEnd"/>
       <w:r>
-        <w:t xml:space="preserve"> Blog. https://blog.codacy.com/coding-standards </w:t>
-      </w:r>
-    </w:p>
-    <w:p>
-      <w:proofErr w:type="spellStart"/>
-      <w:r>
-        <w:t>Devcom</w:t>
-      </w:r>
-      <w:proofErr w:type="spellEnd"/>
-      <w:r>
-        <w:t xml:space="preserve">. (2024, December 30). </w:t>
+        <w:t xml:space="preserve">, A. (2025, December 11). </w:t>
       </w:r>
       <w:r>
         <w:rPr>
           <w:i/>
           <w:iCs/>
         </w:rPr>
-        <w:t>Coding standards and best practices: Guide &amp; implementation tips.</w:t>
-      </w:r>
-      <w:r>
-        <w:t xml:space="preserve"> </w:t>
+        <w:t>Coding standards and best practices: Guide &amp; implementation tips</w:t>
+      </w:r>
+      <w:r>
+        <w:t xml:space="preserve">. </w:t>
       </w:r>
       <w:proofErr w:type="spellStart"/>
       <w:r>
-        <w:t>Devcom</w:t>
+        <w:t>DevCom</w:t>
       </w:r>
       <w:proofErr w:type="spellEnd"/>
       <w:r>
@@ -436,6 +516,9 @@
       </w:r>
     </w:p>
     <w:p>
+      <w:pPr>
+        <w:ind w:left="720" w:hanging="720"/>
+      </w:pPr>
       <w:proofErr w:type="spellStart"/>
       <w:r>
         <w:t>GeeksforGeeks</w:t>
@@ -449,21 +532,16 @@
           <w:i/>
           <w:iCs/>
         </w:rPr>
-        <w:t>Coding standards and guidelines.</w:t>
-      </w:r>
-      <w:r>
-        <w:t xml:space="preserve"> </w:t>
-      </w:r>
-      <w:proofErr w:type="spellStart"/>
-      <w:r>
-        <w:t>GeeksforGeeks</w:t>
-      </w:r>
-      <w:proofErr w:type="spellEnd"/>
+        <w:t>Coding standards and guidelines</w:t>
+      </w:r>
       <w:r>
         <w:t xml:space="preserve">. https://www.geeksforgeeks.org/software-engineering/coding-standards-and-guidelines/ </w:t>
       </w:r>
     </w:p>
     <w:p>
+      <w:pPr>
+        <w:ind w:left="720" w:hanging="720"/>
+      </w:pPr>
       <w:proofErr w:type="spellStart"/>
       <w:r>
         <w:t>LambdaTest</w:t>
@@ -477,49 +555,35 @@
           <w:i/>
           <w:iCs/>
         </w:rPr>
-        <w:t>A complete guide to coding standards and best practices.</w:t>
-      </w:r>
-      <w:r>
-        <w:t xml:space="preserve"> </w:t>
-      </w:r>
-      <w:proofErr w:type="spellStart"/>
-      <w:r>
-        <w:t>LambdaTest</w:t>
-      </w:r>
-      <w:proofErr w:type="spellEnd"/>
-      <w:r>
-        <w:t xml:space="preserve"> Learning Hub. https://www.lambdatest.com/learning-hub/coding-standards </w:t>
-      </w:r>
-    </w:p>
-    <w:p>
-      <w:proofErr w:type="spellStart"/>
-      <w:r>
-        <w:t>Develpreneur</w:t>
-      </w:r>
-      <w:proofErr w:type="spellEnd"/>
-      <w:r>
-        <w:t xml:space="preserve">. (2024, September 26). </w:t>
+        <w:t>A complete guide to coding standards and best practices</w:t>
+      </w:r>
+      <w:r>
+        <w:t xml:space="preserve">. Next-Generation Mobile Apps and Cross Browser Testing Cloud. https://www.lambdatest.com/learning-hub/coding-standards </w:t>
+      </w:r>
+    </w:p>
+    <w:p>
+      <w:pPr>
+        <w:ind w:left="720" w:hanging="720"/>
+      </w:pPr>
+      <w:r>
+        <w:t xml:space="preserve">Meloche, M. (2024, September 26). </w:t>
       </w:r>
       <w:r>
         <w:rPr>
           <w:i/>
           <w:iCs/>
         </w:rPr>
-        <w:t>Coding standards: Understanding their importance in software development.</w:t>
-      </w:r>
-      <w:r>
-        <w:t xml:space="preserve"> </w:t>
-      </w:r>
-      <w:proofErr w:type="spellStart"/>
-      <w:r>
-        <w:t>Develpreneur</w:t>
-      </w:r>
-      <w:proofErr w:type="spellEnd"/>
-      <w:r>
-        <w:t xml:space="preserve">. https://develpreneur.com/coding-standards-understanding-their-importance-in-software-development/ </w:t>
-      </w:r>
-    </w:p>
-    <w:p/>
+        <w:t>Coding standards: Understanding their importance in software development</w:t>
+      </w:r>
+      <w:r>
+        <w:t xml:space="preserve">. Building Better Developers. https://develpreneur.com/coding-standards-understanding-their-importance-in-software-development/ </w:t>
+      </w:r>
+    </w:p>
+    <w:p>
+      <w:pPr>
+        <w:ind w:left="720" w:hanging="720"/>
+      </w:pPr>
+    </w:p>
     <w:sectPr>
       <w:pgSz w:w="12240" w:h="15840"/>
       <w:pgMar w:top="1440" w:right="1440" w:bottom="1440" w:left="1440" w:header="720" w:footer="720" w:gutter="0"/>
